--- a/FUNCIONES DE TYPESCRIPT NICOLAS SALAS.docx
+++ b/FUNCIONES DE TYPESCRIPT NICOLAS SALAS.docx
@@ -65,7 +65,7 @@
         <w:rPr>
           <w:lang w:val="es-ES"/>
         </w:rPr>
-        <w:t>JAVIER NICOLAS SALAS LIÑEIRO</w:t>
+        <w:t>JUAN ESTEBAN SANTANDER ACERO</w:t>
       </w:r>
     </w:p>
     <w:p>
@@ -322,41 +322,26 @@
     <w:p>
       <w:pPr>
         <w:rPr>
-          <w:lang w:val="es-ES"/>
-        </w:rPr>
-      </w:pPr>
-      <w:r>
-        <w:rPr>
-          <w:lang w:val="es-ES"/>
-        </w:rPr>
-        <w:t xml:space="preserve">Taller 1 </w:t>
-      </w:r>
-    </w:p>
-    <w:p>
-      <w:pPr>
-        <w:rPr>
-          <w:lang w:val="es-ES"/>
-        </w:rPr>
-      </w:pPr>
-      <w:r>
-        <w:rPr>
-          <w:lang w:val="es-ES"/>
-        </w:rPr>
-        <w:t xml:space="preserve">En el taller de la clase del 02/10/2024 se dividió en 6 puntos principales que tenían más subpuntos </w:t>
-      </w:r>
-    </w:p>
-    <w:p>
-      <w:pPr>
-        <w:rPr>
-          <w:lang w:val="es-ES"/>
-        </w:rPr>
-      </w:pPr>
-      <w:r>
-        <w:rPr>
-          <w:lang w:val="es-ES"/>
-        </w:rPr>
-        <w:t>Vamos a ver a como se dividen los puntos en cuestión y su solución.</w:t>
-      </w:r>
+          <w:b/>
+          <w:bCs/>
+          <w:lang w:val="es-ES"/>
+        </w:rPr>
+      </w:pPr>
+      <w:r>
+        <w:rPr>
+          <w:b/>
+          <w:bCs/>
+          <w:lang w:val="es-ES"/>
+        </w:rPr>
+        <w:t>DOCUMENTACION DEL TALLER EN CLASE SOBRE FUNCIONES DE TYPESCRIPT</w:t>
+      </w:r>
+    </w:p>
+    <w:p>
+      <w:pPr>
+        <w:rPr>
+          <w:lang w:val="es-ES"/>
+        </w:rPr>
+      </w:pPr>
     </w:p>
     <w:p>
       <w:pPr>
@@ -381,31 +366,18 @@
         <w:rPr>
           <w:lang w:val="es-ES"/>
         </w:rPr>
-        <w:t xml:space="preserve">Para el punto 1 se nos </w:t>
-      </w:r>
-      <w:proofErr w:type="spellStart"/>
-      <w:r>
-        <w:rPr>
-          <w:lang w:val="es-ES"/>
-        </w:rPr>
-        <w:t>paso</w:t>
-      </w:r>
-      <w:proofErr w:type="spellEnd"/>
-      <w:r>
-        <w:rPr>
-          <w:lang w:val="es-ES"/>
-        </w:rPr>
-        <w:t xml:space="preserve"> el siguiente array </w:t>
-      </w:r>
-    </w:p>
-    <w:p>
-      <w:pPr>
-        <w:rPr>
-          <w:lang w:val="es-ES"/>
-        </w:rPr>
-      </w:pPr>
-      <w:r>
-        <w:rPr>
+        <w:t xml:space="preserve">Para el punto 1 se nos paso el siguiente array </w:t>
+      </w:r>
+    </w:p>
+    <w:p>
+      <w:pPr>
+        <w:rPr>
+          <w:lang w:val="es-ES"/>
+        </w:rPr>
+      </w:pPr>
+      <w:r>
+        <w:rPr>
+          <w:noProof/>
           <w:lang w:val="es-ES"/>
         </w:rPr>
         <w:drawing>
@@ -468,181 +440,73 @@
         <w:rPr>
           <w:lang w:val="es-ES"/>
         </w:rPr>
-        <w:t xml:space="preserve">1. agregar al array por </w:t>
-      </w:r>
-      <w:proofErr w:type="spellStart"/>
-      <w:r>
-        <w:rPr>
-          <w:lang w:val="es-ES"/>
-        </w:rPr>
-        <w:t>medion</w:t>
-      </w:r>
-      <w:proofErr w:type="spellEnd"/>
-      <w:r>
-        <w:rPr>
-          <w:lang w:val="es-ES"/>
-        </w:rPr>
-        <w:t xml:space="preserve"> de </w:t>
-      </w:r>
-      <w:proofErr w:type="spellStart"/>
-      <w:r>
-        <w:rPr>
-          <w:lang w:val="es-ES"/>
-        </w:rPr>
-        <w:t>push</w:t>
-      </w:r>
-      <w:proofErr w:type="spellEnd"/>
-      <w:r>
-        <w:rPr>
-          <w:lang w:val="es-ES"/>
-        </w:rPr>
-        <w:t xml:space="preserve"> 10,12,15,16 y 17</w:t>
-      </w:r>
-    </w:p>
-    <w:p>
-      <w:pPr>
-        <w:rPr>
-          <w:lang w:val="es-ES"/>
-        </w:rPr>
-      </w:pPr>
-      <w:r>
-        <w:rPr>
-          <w:lang w:val="es-ES"/>
-        </w:rPr>
-        <w:t xml:space="preserve">2. eliminar el ultimo </w:t>
-      </w:r>
-      <w:proofErr w:type="spellStart"/>
-      <w:r>
-        <w:rPr>
-          <w:lang w:val="es-ES"/>
-        </w:rPr>
-        <w:t>elmento</w:t>
-      </w:r>
-      <w:proofErr w:type="spellEnd"/>
-      <w:r>
-        <w:rPr>
-          <w:lang w:val="es-ES"/>
-        </w:rPr>
-        <w:t xml:space="preserve"> con pop</w:t>
-      </w:r>
-    </w:p>
-    <w:p>
-      <w:pPr>
-        <w:rPr>
-          <w:lang w:val="es-ES"/>
-        </w:rPr>
-      </w:pPr>
-      <w:r>
-        <w:rPr>
-          <w:lang w:val="es-ES"/>
-        </w:rPr>
-        <w:t xml:space="preserve">3. encontrar el </w:t>
-      </w:r>
-      <w:proofErr w:type="spellStart"/>
-      <w:r>
-        <w:rPr>
-          <w:lang w:val="es-ES"/>
-        </w:rPr>
-        <w:t>indice</w:t>
-      </w:r>
-      <w:proofErr w:type="spellEnd"/>
-      <w:r>
-        <w:rPr>
-          <w:lang w:val="es-ES"/>
-        </w:rPr>
-        <w:t xml:space="preserve"> de 1,4 y 7 con </w:t>
-      </w:r>
-      <w:proofErr w:type="spellStart"/>
-      <w:r>
-        <w:rPr>
-          <w:lang w:val="es-ES"/>
-        </w:rPr>
-        <w:t>indexOf</w:t>
-      </w:r>
-      <w:proofErr w:type="spellEnd"/>
-    </w:p>
-    <w:p>
-      <w:pPr>
-        <w:rPr>
-          <w:lang w:val="es-ES"/>
-        </w:rPr>
-      </w:pPr>
-      <w:r>
-        <w:rPr>
-          <w:lang w:val="es-ES"/>
-        </w:rPr>
-        <w:t xml:space="preserve">4. extraer la parte del array con </w:t>
-      </w:r>
-      <w:proofErr w:type="spellStart"/>
-      <w:r>
-        <w:rPr>
-          <w:lang w:val="es-ES"/>
-        </w:rPr>
-        <w:t>slice</w:t>
-      </w:r>
-      <w:proofErr w:type="spellEnd"/>
-      <w:r>
-        <w:rPr>
-          <w:lang w:val="es-ES"/>
-        </w:rPr>
-        <w:t xml:space="preserve"> de 2 a 9 </w:t>
-      </w:r>
-    </w:p>
-    <w:p>
-      <w:pPr>
-        <w:rPr>
-          <w:lang w:val="es-ES"/>
-        </w:rPr>
-      </w:pPr>
-      <w:r>
-        <w:rPr>
-          <w:lang w:val="es-ES"/>
-        </w:rPr>
-        <w:t xml:space="preserve">5. verificar si todos los elementos son mayores a 1 con </w:t>
-      </w:r>
-      <w:proofErr w:type="spellStart"/>
-      <w:r>
-        <w:rPr>
-          <w:lang w:val="es-ES"/>
-        </w:rPr>
-        <w:t>every</w:t>
-      </w:r>
-      <w:proofErr w:type="spellEnd"/>
-    </w:p>
-    <w:p>
-      <w:pPr>
-        <w:rPr>
-          <w:lang w:val="es-ES"/>
-        </w:rPr>
-      </w:pPr>
-      <w:r>
-        <w:rPr>
-          <w:lang w:val="es-ES"/>
-        </w:rPr>
-        <w:t xml:space="preserve">6. verificar si </w:t>
-      </w:r>
-      <w:proofErr w:type="spellStart"/>
-      <w:r>
-        <w:rPr>
-          <w:lang w:val="es-ES"/>
-        </w:rPr>
-        <w:t>algun</w:t>
-      </w:r>
-      <w:proofErr w:type="spellEnd"/>
-      <w:r>
-        <w:rPr>
-          <w:lang w:val="es-ES"/>
-        </w:rPr>
-        <w:t xml:space="preserve"> elemento es mayor o igual que 7 con </w:t>
-      </w:r>
-      <w:proofErr w:type="spellStart"/>
-      <w:r>
-        <w:rPr>
-          <w:lang w:val="es-ES"/>
-        </w:rPr>
-        <w:t>some</w:t>
-      </w:r>
-      <w:proofErr w:type="spellEnd"/>
+        <w:t>1. agregar al array por medion de push 10,12,15,16 y 17</w:t>
+      </w:r>
+    </w:p>
+    <w:p>
+      <w:pPr>
+        <w:rPr>
+          <w:lang w:val="es-ES"/>
+        </w:rPr>
+      </w:pPr>
+      <w:r>
+        <w:rPr>
+          <w:lang w:val="es-ES"/>
+        </w:rPr>
+        <w:t>2. eliminar el ultimo elmento con pop</w:t>
+      </w:r>
+    </w:p>
+    <w:p>
+      <w:pPr>
+        <w:rPr>
+          <w:lang w:val="es-ES"/>
+        </w:rPr>
+      </w:pPr>
+      <w:r>
+        <w:rPr>
+          <w:lang w:val="es-ES"/>
+        </w:rPr>
+        <w:t>3. encontrar el indice de 1,4 y 7 con indexOf</w:t>
+      </w:r>
+    </w:p>
+    <w:p>
+      <w:pPr>
+        <w:rPr>
+          <w:lang w:val="es-ES"/>
+        </w:rPr>
+      </w:pPr>
+      <w:r>
+        <w:rPr>
+          <w:lang w:val="es-ES"/>
+        </w:rPr>
+        <w:t xml:space="preserve">4. extraer la parte del array con slice de 2 a 9 </w:t>
+      </w:r>
+    </w:p>
+    <w:p>
+      <w:pPr>
+        <w:rPr>
+          <w:lang w:val="es-ES"/>
+        </w:rPr>
+      </w:pPr>
+      <w:r>
+        <w:rPr>
+          <w:lang w:val="es-ES"/>
+        </w:rPr>
+        <w:t>5. verificar si todos los elementos son mayores a 1 con every</w:t>
+      </w:r>
+    </w:p>
+    <w:p>
+      <w:pPr>
+        <w:rPr>
+          <w:lang w:val="es-ES"/>
+        </w:rPr>
+      </w:pPr>
+      <w:r>
+        <w:rPr>
+          <w:lang w:val="es-ES"/>
+        </w:rPr>
+        <w:t>6. verificar si algun elemento es mayor o igual que 7 con some</w:t>
+      </w:r>
     </w:p>
     <w:p>
       <w:pPr>
@@ -673,9 +537,9 @@
         <w:rPr>
           <w:b/>
           <w:bCs/>
-          <w:lang w:val="es-ES"/>
-        </w:rPr>
-        <w:lastRenderedPageBreak/>
+          <w:noProof/>
+          <w:lang w:val="es-ES"/>
+        </w:rPr>
         <w:drawing>
           <wp:inline distT="0" distB="0" distL="0" distR="0" wp14:anchorId="11AA5C29" wp14:editId="740EC57F">
             <wp:extent cx="5699760" cy="3401282"/>
@@ -723,6 +587,7 @@
         <w:rPr>
           <w:lang w:val="es-ES"/>
         </w:rPr>
+        <w:lastRenderedPageBreak/>
         <w:t xml:space="preserve">Las soluciones son las </w:t>
       </w:r>
       <w:r>
@@ -740,9 +605,9 @@
       </w:pPr>
       <w:r>
         <w:rPr>
-          <w:lang w:val="es-ES"/>
-        </w:rPr>
-        <w:lastRenderedPageBreak/>
+          <w:noProof/>
+          <w:lang w:val="es-ES"/>
+        </w:rPr>
         <w:drawing>
           <wp:inline distT="0" distB="0" distL="0" distR="0" wp14:anchorId="697C66FA" wp14:editId="64877955">
             <wp:extent cx="4315427" cy="4639322"/>
@@ -790,21 +655,7 @@
         <w:rPr>
           <w:lang w:val="es-ES"/>
         </w:rPr>
-        <w:t xml:space="preserve">Los resultados son los esperados durante el ejercicio el punto 1 </w:t>
-      </w:r>
-      <w:proofErr w:type="spellStart"/>
-      <w:r>
-        <w:rPr>
-          <w:lang w:val="es-ES"/>
-        </w:rPr>
-        <w:t>salio</w:t>
-      </w:r>
-      <w:proofErr w:type="spellEnd"/>
-      <w:r>
-        <w:rPr>
-          <w:lang w:val="es-ES"/>
-        </w:rPr>
-        <w:t xml:space="preserve"> muy bien</w:t>
+        <w:t>Los resultados son los esperados durante el ejercicio el punto 1 salio muy bien</w:t>
       </w:r>
     </w:p>
     <w:p>
@@ -841,6 +692,7 @@
       </w:pPr>
       <w:r>
         <w:rPr>
+          <w:noProof/>
           <w:lang w:val="es-ES"/>
         </w:rPr>
         <w:drawing>
@@ -903,57 +755,21 @@
         <w:rPr>
           <w:lang w:val="es-ES"/>
         </w:rPr>
-        <w:t xml:space="preserve">1. agregar al array por medio de </w:t>
-      </w:r>
-      <w:proofErr w:type="spellStart"/>
-      <w:r>
-        <w:rPr>
-          <w:lang w:val="es-ES"/>
-        </w:rPr>
-        <w:t>push</w:t>
-      </w:r>
-      <w:proofErr w:type="spellEnd"/>
-      <w:r>
-        <w:rPr>
-          <w:lang w:val="es-ES"/>
-        </w:rPr>
-        <w:t xml:space="preserve"> 10,11,12,13 y 14</w:t>
-      </w:r>
-    </w:p>
-    <w:p>
-      <w:pPr>
-        <w:rPr>
-          <w:lang w:val="es-ES"/>
-        </w:rPr>
-      </w:pPr>
-      <w:r>
-        <w:rPr>
-          <w:lang w:val="es-ES"/>
-        </w:rPr>
-        <w:t xml:space="preserve">2. encontrar el </w:t>
-      </w:r>
-      <w:proofErr w:type="spellStart"/>
-      <w:r>
-        <w:rPr>
-          <w:lang w:val="es-ES"/>
-        </w:rPr>
-        <w:t>indice</w:t>
-      </w:r>
-      <w:proofErr w:type="spellEnd"/>
-      <w:r>
-        <w:rPr>
-          <w:lang w:val="es-ES"/>
-        </w:rPr>
-        <w:t xml:space="preserve"> de 10, 11 y 14 con </w:t>
-      </w:r>
-      <w:proofErr w:type="spellStart"/>
-      <w:r>
-        <w:rPr>
-          <w:lang w:val="es-ES"/>
-        </w:rPr>
-        <w:t>indexOf</w:t>
-      </w:r>
-      <w:proofErr w:type="spellEnd"/>
+        <w:t>1. agregar al array por medio de push 10,11,12,13 y 14</w:t>
+      </w:r>
+    </w:p>
+    <w:p>
+      <w:pPr>
+        <w:rPr>
+          <w:lang w:val="es-ES"/>
+        </w:rPr>
+      </w:pPr>
+      <w:r>
+        <w:rPr>
+          <w:lang w:val="es-ES"/>
+        </w:rPr>
+        <w:t>2. encontrar el indice de 10, 11 y 14 con indexOf</w:t>
+      </w:r>
     </w:p>
     <w:p>
       <w:pPr>
@@ -983,6 +799,7 @@
           <w:bCs/>
           <w:lang w:val="es-ES"/>
         </w:rPr>
+        <w:lastRenderedPageBreak/>
         <w:t>Veamos las siguientes soluciones</w:t>
       </w:r>
     </w:p>
@@ -994,9 +811,9 @@
       </w:pPr>
       <w:r>
         <w:rPr>
-          <w:lang w:val="es-ES"/>
-        </w:rPr>
-        <w:lastRenderedPageBreak/>
+          <w:noProof/>
+          <w:lang w:val="es-ES"/>
+        </w:rPr>
         <w:drawing>
           <wp:inline distT="0" distB="0" distL="0" distR="0" wp14:anchorId="27EC1B96" wp14:editId="0E34E6DD">
             <wp:extent cx="5612130" cy="1171575"/>
@@ -1055,6 +872,7 @@
       </w:pPr>
       <w:r>
         <w:rPr>
+          <w:noProof/>
           <w:lang w:val="es-ES"/>
         </w:rPr>
         <w:drawing>
@@ -1104,13 +922,33 @@
         <w:rPr>
           <w:lang w:val="es-ES"/>
         </w:rPr>
-        <w:t xml:space="preserve">Los resultados son los esperados durante el ejercicio el punto </w:t>
-      </w:r>
-      <w:r>
-        <w:rPr>
-          <w:lang w:val="es-ES"/>
-        </w:rPr>
-        <w:t>2</w:t>
+        <w:t>Los resultados son los esperados durante el ejercicio el punto 2 salio muy bien</w:t>
+      </w:r>
+    </w:p>
+    <w:p>
+      <w:pPr>
+        <w:rPr>
+          <w:lang w:val="es-ES"/>
+        </w:rPr>
+      </w:pPr>
+      <w:r>
+        <w:rPr>
+          <w:lang w:val="es-ES"/>
+        </w:rPr>
+        <w:t>Punto 3</w:t>
+      </w:r>
+    </w:p>
+    <w:p>
+      <w:pPr>
+        <w:rPr>
+          <w:lang w:val="es-ES"/>
+        </w:rPr>
+      </w:pPr>
+      <w:r>
+        <w:rPr>
+          <w:lang w:val="es-ES"/>
+        </w:rPr>
+        <w:t>Se nos regalo la siguiente cadena de texto</w:t>
       </w:r>
       <w:r>
         <w:rPr>
@@ -1118,61 +956,16 @@
         </w:rPr>
         <w:t xml:space="preserve"> </w:t>
       </w:r>
-      <w:proofErr w:type="spellStart"/>
-      <w:r>
-        <w:rPr>
-          <w:lang w:val="es-ES"/>
-        </w:rPr>
-        <w:t>salio</w:t>
-      </w:r>
-      <w:proofErr w:type="spellEnd"/>
-      <w:r>
-        <w:rPr>
-          <w:lang w:val="es-ES"/>
-        </w:rPr>
-        <w:t xml:space="preserve"> muy bien</w:t>
-      </w:r>
-    </w:p>
-    <w:p>
-      <w:pPr>
-        <w:rPr>
-          <w:lang w:val="es-ES"/>
-        </w:rPr>
-      </w:pPr>
-      <w:r>
-        <w:rPr>
-          <w:lang w:val="es-ES"/>
-        </w:rPr>
-        <w:t>Punto 3</w:t>
-      </w:r>
-    </w:p>
-    <w:p>
-      <w:pPr>
-        <w:rPr>
-          <w:lang w:val="es-ES"/>
-        </w:rPr>
-      </w:pPr>
-      <w:r>
-        <w:rPr>
-          <w:lang w:val="es-ES"/>
-        </w:rPr>
-        <w:t>Se nos regalo la siguiente cadena de texto</w:t>
-      </w:r>
-      <w:r>
-        <w:rPr>
-          <w:lang w:val="es-ES"/>
-        </w:rPr>
-        <w:t xml:space="preserve"> </w:t>
-      </w:r>
-    </w:p>
-    <w:p>
-      <w:pPr>
-        <w:rPr>
-          <w:lang w:val="es-ES"/>
-        </w:rPr>
-      </w:pPr>
-      <w:r>
-        <w:rPr>
+    </w:p>
+    <w:p>
+      <w:pPr>
+        <w:rPr>
+          <w:lang w:val="es-ES"/>
+        </w:rPr>
+      </w:pPr>
+      <w:r>
+        <w:rPr>
+          <w:noProof/>
           <w:lang w:val="es-ES"/>
         </w:rPr>
         <w:drawing>
@@ -1235,42 +1028,20 @@
         <w:rPr>
           <w:lang w:val="es-ES"/>
         </w:rPr>
-        <w:t xml:space="preserve">1. dividir la cadena en un array de palabras donde el separador es un espacio con </w:t>
-      </w:r>
-      <w:proofErr w:type="spellStart"/>
-      <w:r>
-        <w:rPr>
-          <w:lang w:val="es-ES"/>
-        </w:rPr>
-        <w:t>split</w:t>
-      </w:r>
-      <w:proofErr w:type="spellEnd"/>
-    </w:p>
-    <w:p>
-      <w:pPr>
-        <w:rPr>
-          <w:lang w:val="es-ES"/>
-        </w:rPr>
-      </w:pPr>
-      <w:r>
-        <w:rPr>
-          <w:lang w:val="es-ES"/>
-        </w:rPr>
-        <w:t xml:space="preserve">2. a la salida del resultado unir el array en una cadena con </w:t>
-      </w:r>
-      <w:proofErr w:type="spellStart"/>
-      <w:r>
-        <w:rPr>
-          <w:lang w:val="es-ES"/>
-        </w:rPr>
-        <w:t>join</w:t>
-      </w:r>
-      <w:proofErr w:type="spellEnd"/>
-      <w:r>
-        <w:rPr>
-          <w:lang w:val="es-ES"/>
-        </w:rPr>
-        <w:t xml:space="preserve"> separado por comas</w:t>
+        <w:t>1. dividir la cadena en un array de palabras donde el separador es un espacio con split</w:t>
+      </w:r>
+    </w:p>
+    <w:p>
+      <w:pPr>
+        <w:rPr>
+          <w:lang w:val="es-ES"/>
+        </w:rPr>
+      </w:pPr>
+      <w:r>
+        <w:rPr>
+          <w:lang w:val="es-ES"/>
+        </w:rPr>
+        <w:t>2. a la salida del resultado unir el array en una cadena con join separado por comas</w:t>
       </w:r>
     </w:p>
     <w:p>
@@ -1294,6 +1065,7 @@
       </w:pPr>
       <w:r>
         <w:rPr>
+          <w:noProof/>
           <w:lang w:val="es-ES"/>
         </w:rPr>
         <w:drawing>
@@ -1343,6 +1115,7 @@
         <w:rPr>
           <w:lang w:val="es-ES"/>
         </w:rPr>
+        <w:lastRenderedPageBreak/>
         <w:t>Impresión en consola</w:t>
       </w:r>
     </w:p>
@@ -1354,9 +1127,9 @@
       </w:pPr>
       <w:r>
         <w:rPr>
-          <w:lang w:val="es-ES"/>
-        </w:rPr>
-        <w:lastRenderedPageBreak/>
+          <w:noProof/>
+          <w:lang w:val="es-ES"/>
+        </w:rPr>
         <w:drawing>
           <wp:inline distT="0" distB="0" distL="0" distR="0" wp14:anchorId="55D8BC8F" wp14:editId="76C6B0B5">
             <wp:extent cx="3057952" cy="1162212"/>
@@ -1435,6 +1208,7 @@
       </w:pPr>
       <w:r>
         <w:rPr>
+          <w:noProof/>
           <w:lang w:val="es-ES"/>
         </w:rPr>
         <w:drawing>
@@ -1497,42 +1271,20 @@
         <w:rPr>
           <w:lang w:val="es-ES"/>
         </w:rPr>
-        <w:t xml:space="preserve">1. dividir la cadena en un array de palabras donde el separador sea una coma con </w:t>
-      </w:r>
-      <w:proofErr w:type="spellStart"/>
-      <w:r>
-        <w:rPr>
-          <w:lang w:val="es-ES"/>
-        </w:rPr>
-        <w:t>split</w:t>
-      </w:r>
-      <w:proofErr w:type="spellEnd"/>
-    </w:p>
-    <w:p>
-      <w:pPr>
-        <w:rPr>
-          <w:lang w:val="es-ES"/>
-        </w:rPr>
-      </w:pPr>
-      <w:r>
-        <w:rPr>
-          <w:lang w:val="es-ES"/>
-        </w:rPr>
-        <w:t xml:space="preserve">2. a la salida del resultado unir el array en una cadena con </w:t>
-      </w:r>
-      <w:proofErr w:type="spellStart"/>
-      <w:r>
-        <w:rPr>
-          <w:lang w:val="es-ES"/>
-        </w:rPr>
-        <w:t>join</w:t>
-      </w:r>
-      <w:proofErr w:type="spellEnd"/>
-      <w:r>
-        <w:rPr>
-          <w:lang w:val="es-ES"/>
-        </w:rPr>
-        <w:t xml:space="preserve"> separado por espacios</w:t>
+        <w:t>1. dividir la cadena en un array de palabras donde el separador sea una coma con split</w:t>
+      </w:r>
+    </w:p>
+    <w:p>
+      <w:pPr>
+        <w:rPr>
+          <w:lang w:val="es-ES"/>
+        </w:rPr>
+      </w:pPr>
+      <w:r>
+        <w:rPr>
+          <w:lang w:val="es-ES"/>
+        </w:rPr>
+        <w:t>2. a la salida del resultado unir el array en una cadena con join separado por espacios</w:t>
       </w:r>
     </w:p>
     <w:p>
@@ -1558,6 +1310,7 @@
       </w:pPr>
       <w:r>
         <w:rPr>
+          <w:noProof/>
           <w:lang w:val="es-ES"/>
         </w:rPr>
         <w:drawing>
@@ -1618,6 +1371,7 @@
       </w:pPr>
       <w:r>
         <w:rPr>
+          <w:noProof/>
           <w:lang w:val="es-ES"/>
         </w:rPr>
         <w:drawing>
@@ -1681,6 +1435,7 @@
         <w:rPr>
           <w:lang w:val="es-ES"/>
         </w:rPr>
+        <w:lastRenderedPageBreak/>
         <w:t>Punto 5</w:t>
       </w:r>
     </w:p>
@@ -1694,7 +1449,6 @@
         <w:rPr>
           <w:lang w:val="es-ES"/>
         </w:rPr>
-        <w:lastRenderedPageBreak/>
         <w:t>Para el punto 5 se nos dio lo siguiente</w:t>
       </w:r>
     </w:p>
@@ -1706,6 +1460,7 @@
       </w:pPr>
       <w:r>
         <w:rPr>
+          <w:noProof/>
           <w:lang w:val="es-ES"/>
         </w:rPr>
         <w:drawing>
@@ -1768,163 +1523,47 @@
         <w:rPr>
           <w:lang w:val="es-ES"/>
         </w:rPr>
-        <w:t xml:space="preserve">1. filtrar en una </w:t>
-      </w:r>
-      <w:proofErr w:type="spellStart"/>
-      <w:r>
-        <w:rPr>
-          <w:lang w:val="es-ES"/>
-        </w:rPr>
-        <w:t>const</w:t>
-      </w:r>
-      <w:proofErr w:type="spellEnd"/>
-      <w:r>
-        <w:rPr>
-          <w:lang w:val="es-ES"/>
-        </w:rPr>
-        <w:t xml:space="preserve"> donde el </w:t>
-      </w:r>
-      <w:proofErr w:type="spellStart"/>
-      <w:r>
-        <w:rPr>
-          <w:lang w:val="es-ES"/>
-        </w:rPr>
-        <w:t>price</w:t>
-      </w:r>
-      <w:proofErr w:type="spellEnd"/>
-      <w:r>
-        <w:rPr>
-          <w:lang w:val="es-ES"/>
-        </w:rPr>
-        <w:t xml:space="preserve"> sea mayor a 900 por medio de </w:t>
-      </w:r>
-      <w:proofErr w:type="spellStart"/>
-      <w:r>
-        <w:rPr>
-          <w:lang w:val="es-ES"/>
-        </w:rPr>
-        <w:t>filter</w:t>
-      </w:r>
-      <w:proofErr w:type="spellEnd"/>
-      <w:r>
-        <w:rPr>
-          <w:lang w:val="es-ES"/>
-        </w:rPr>
-        <w:t xml:space="preserve"> y por medio de un </w:t>
-      </w:r>
-      <w:proofErr w:type="spellStart"/>
-      <w:r>
-        <w:rPr>
-          <w:lang w:val="es-ES"/>
-        </w:rPr>
-        <w:t>for</w:t>
-      </w:r>
-      <w:proofErr w:type="spellEnd"/>
-    </w:p>
-    <w:p>
-      <w:pPr>
-        <w:rPr>
-          <w:lang w:val="es-ES"/>
-        </w:rPr>
-      </w:pPr>
-      <w:r>
-        <w:rPr>
-          <w:lang w:val="es-ES"/>
-        </w:rPr>
-        <w:t xml:space="preserve">2. encontrar el primer objeto del array donde </w:t>
-      </w:r>
-      <w:proofErr w:type="spellStart"/>
-      <w:r>
-        <w:rPr>
-          <w:lang w:val="es-ES"/>
-        </w:rPr>
-        <w:t>pricediscount</w:t>
-      </w:r>
-      <w:proofErr w:type="spellEnd"/>
-      <w:r>
-        <w:rPr>
-          <w:lang w:val="es-ES"/>
-        </w:rPr>
-        <w:t xml:space="preserve"> sea mayor a 500 por medio de </w:t>
-      </w:r>
-      <w:proofErr w:type="spellStart"/>
-      <w:r>
-        <w:rPr>
-          <w:lang w:val="es-ES"/>
-        </w:rPr>
-        <w:t>find</w:t>
-      </w:r>
-      <w:proofErr w:type="spellEnd"/>
-    </w:p>
-    <w:p>
-      <w:pPr>
-        <w:rPr>
-          <w:lang w:val="es-ES"/>
-        </w:rPr>
-      </w:pPr>
-      <w:r>
-        <w:rPr>
-          <w:lang w:val="es-ES"/>
-        </w:rPr>
-        <w:t xml:space="preserve">3. encontrar el </w:t>
-      </w:r>
-      <w:proofErr w:type="spellStart"/>
-      <w:r>
-        <w:rPr>
-          <w:lang w:val="es-ES"/>
-        </w:rPr>
-        <w:t>indice</w:t>
-      </w:r>
-      <w:proofErr w:type="spellEnd"/>
-      <w:r>
-        <w:rPr>
-          <w:lang w:val="es-ES"/>
-        </w:rPr>
-        <w:t xml:space="preserve"> del primer elemento del array donde </w:t>
-      </w:r>
-      <w:proofErr w:type="spellStart"/>
-      <w:r>
-        <w:rPr>
-          <w:lang w:val="es-ES"/>
-        </w:rPr>
-        <w:t>price</w:t>
-      </w:r>
-      <w:proofErr w:type="spellEnd"/>
-      <w:r>
-        <w:rPr>
-          <w:lang w:val="es-ES"/>
-        </w:rPr>
-        <w:t xml:space="preserve"> sea mayor a 1000 por medio de </w:t>
-      </w:r>
-      <w:proofErr w:type="spellStart"/>
-      <w:r>
-        <w:rPr>
-          <w:lang w:val="es-ES"/>
-        </w:rPr>
-        <w:t>findIndex</w:t>
-      </w:r>
-      <w:proofErr w:type="spellEnd"/>
-    </w:p>
-    <w:p>
-      <w:pPr>
-        <w:rPr>
-          <w:lang w:val="es-ES"/>
-        </w:rPr>
-      </w:pPr>
-      <w:r>
-        <w:rPr>
-          <w:lang w:val="es-ES"/>
-        </w:rPr>
-        <w:t xml:space="preserve">4. agregar 3 nuevos objetos de un producto de una tienda real por medio de </w:t>
-      </w:r>
-      <w:proofErr w:type="spellStart"/>
-      <w:r>
-        <w:rPr>
-          <w:lang w:val="es-ES"/>
-        </w:rPr>
-        <w:t>push</w:t>
-      </w:r>
-      <w:proofErr w:type="spellEnd"/>
+        <w:t>1. filtrar en una const donde el price sea mayor a 900 por medio de filter y por medio de un for</w:t>
+      </w:r>
+    </w:p>
+    <w:p>
+      <w:pPr>
+        <w:rPr>
+          <w:lang w:val="es-ES"/>
+        </w:rPr>
+      </w:pPr>
+      <w:r>
+        <w:rPr>
+          <w:lang w:val="es-ES"/>
+        </w:rPr>
+        <w:t>2. encontrar el primer objeto del array donde pricediscount sea mayor a 500 por medio de find</w:t>
+      </w:r>
+    </w:p>
+    <w:p>
+      <w:pPr>
+        <w:rPr>
+          <w:lang w:val="es-ES"/>
+        </w:rPr>
+      </w:pPr>
+      <w:r>
+        <w:rPr>
+          <w:lang w:val="es-ES"/>
+        </w:rPr>
+        <w:t>3. encontrar el indice del primer elemento del array donde price sea mayor a 1000 por medio de findIndex</w:t>
+      </w:r>
+    </w:p>
+    <w:p>
+      <w:pPr>
+        <w:rPr>
+          <w:lang w:val="es-ES"/>
+        </w:rPr>
+      </w:pPr>
+      <w:r>
+        <w:rPr>
+          <w:lang w:val="es-ES"/>
+        </w:rPr>
+        <w:t>4. agregar 3 nuevos objetos de un producto de una tienda real por medio de push</w:t>
+      </w:r>
     </w:p>
     <w:p>
       <w:pPr>
@@ -1958,6 +1597,7 @@
       </w:pPr>
       <w:r>
         <w:rPr>
+          <w:noProof/>
           <w:lang w:val="es-ES"/>
         </w:rPr>
         <w:lastRenderedPageBreak/>
@@ -2019,6 +1659,7 @@
       </w:pPr>
       <w:r>
         <w:rPr>
+          <w:noProof/>
           <w:lang w:val="es-ES"/>
         </w:rPr>
         <w:drawing>
@@ -2100,6 +1741,7 @@
       </w:pPr>
       <w:r>
         <w:rPr>
+          <w:noProof/>
           <w:lang w:val="es-ES"/>
         </w:rPr>
         <w:drawing>
@@ -2162,105 +1804,33 @@
         <w:rPr>
           <w:lang w:val="es-ES"/>
         </w:rPr>
-        <w:t xml:space="preserve">1. concatenar el array1 con array2 por medio de </w:t>
-      </w:r>
-      <w:proofErr w:type="spellStart"/>
-      <w:r>
-        <w:rPr>
-          <w:lang w:val="es-ES"/>
-        </w:rPr>
-        <w:t>concat</w:t>
-      </w:r>
-      <w:proofErr w:type="spellEnd"/>
-      <w:r>
-        <w:rPr>
-          <w:lang w:val="es-ES"/>
-        </w:rPr>
-        <w:t xml:space="preserve"> y </w:t>
-      </w:r>
-      <w:proofErr w:type="spellStart"/>
-      <w:r>
-        <w:rPr>
-          <w:lang w:val="es-ES"/>
-        </w:rPr>
-        <w:t>push</w:t>
-      </w:r>
-      <w:proofErr w:type="spellEnd"/>
-    </w:p>
-    <w:p>
-      <w:pPr>
-        <w:rPr>
-          <w:lang w:val="es-ES"/>
-        </w:rPr>
-      </w:pPr>
-      <w:r>
-        <w:rPr>
-          <w:lang w:val="es-ES"/>
-        </w:rPr>
-        <w:t xml:space="preserve">2. a la </w:t>
-      </w:r>
-      <w:proofErr w:type="spellStart"/>
-      <w:r>
-        <w:rPr>
-          <w:lang w:val="es-ES"/>
-        </w:rPr>
-        <w:t>const</w:t>
-      </w:r>
-      <w:proofErr w:type="spellEnd"/>
-      <w:r>
-        <w:rPr>
-          <w:lang w:val="es-ES"/>
-        </w:rPr>
-        <w:t xml:space="preserve"> generada ordenar de menor a mayor por medio de </w:t>
-      </w:r>
-      <w:proofErr w:type="spellStart"/>
-      <w:r>
-        <w:rPr>
-          <w:lang w:val="es-ES"/>
-        </w:rPr>
-        <w:t>sort</w:t>
-      </w:r>
-      <w:proofErr w:type="spellEnd"/>
-    </w:p>
-    <w:p>
-      <w:pPr>
-        <w:rPr>
-          <w:lang w:val="es-ES"/>
-        </w:rPr>
-      </w:pPr>
-      <w:r>
-        <w:rPr>
-          <w:lang w:val="es-ES"/>
-        </w:rPr>
-        <w:t xml:space="preserve">3. a la </w:t>
-      </w:r>
-      <w:proofErr w:type="spellStart"/>
-      <w:r>
-        <w:rPr>
-          <w:lang w:val="es-ES"/>
-        </w:rPr>
-        <w:t>const</w:t>
-      </w:r>
-      <w:proofErr w:type="spellEnd"/>
-      <w:r>
-        <w:rPr>
-          <w:lang w:val="es-ES"/>
-        </w:rPr>
-        <w:t xml:space="preserve"> generada ordenar de forma </w:t>
-      </w:r>
-      <w:proofErr w:type="spellStart"/>
-      <w:r>
-        <w:rPr>
-          <w:lang w:val="es-ES"/>
-        </w:rPr>
-        <w:t>desendente</w:t>
-      </w:r>
-      <w:proofErr w:type="spellEnd"/>
-      <w:r>
-        <w:rPr>
-          <w:lang w:val="es-ES"/>
-        </w:rPr>
-        <w:t xml:space="preserve"> por medio de reverse</w:t>
+        <w:t>1. concatenar el array1 con array2 por medio de concat y push</w:t>
+      </w:r>
+    </w:p>
+    <w:p>
+      <w:pPr>
+        <w:rPr>
+          <w:lang w:val="es-ES"/>
+        </w:rPr>
+      </w:pPr>
+      <w:r>
+        <w:rPr>
+          <w:lang w:val="es-ES"/>
+        </w:rPr>
+        <w:t>2. a la const generada ordenar de menor a mayor por medio de sort</w:t>
+      </w:r>
+    </w:p>
+    <w:p>
+      <w:pPr>
+        <w:rPr>
+          <w:lang w:val="es-ES"/>
+        </w:rPr>
+      </w:pPr>
+      <w:r>
+        <w:rPr>
+          <w:lang w:val="es-ES"/>
+        </w:rPr>
+        <w:t>3. a la const generada ordenar de forma desendente por medio de reverse</w:t>
       </w:r>
     </w:p>
     <w:p>
@@ -2284,6 +1854,7 @@
       </w:pPr>
       <w:r>
         <w:rPr>
+          <w:noProof/>
           <w:lang w:val="es-ES"/>
         </w:rPr>
         <w:drawing>
@@ -2344,6 +1915,7 @@
       </w:pPr>
       <w:r>
         <w:rPr>
+          <w:noProof/>
           <w:lang w:val="es-ES"/>
         </w:rPr>
         <w:lastRenderedPageBreak/>
@@ -2387,9 +1959,28 @@
     <w:p>
       <w:pPr>
         <w:rPr>
-          <w:lang w:val="es-ES"/>
-        </w:rPr>
-      </w:pPr>
+          <w:b/>
+          <w:bCs/>
+          <w:u w:val="single"/>
+          <w:lang w:val="es-ES"/>
+        </w:rPr>
+      </w:pPr>
+      <w:r>
+        <w:rPr>
+          <w:b/>
+          <w:bCs/>
+          <w:lang w:val="es-ES"/>
+        </w:rPr>
+        <w:t xml:space="preserve">Github De Referencia: </w:t>
+      </w:r>
+      <w:r>
+        <w:rPr>
+          <w:b/>
+          <w:bCs/>
+          <w:lang w:val="es-ES"/>
+        </w:rPr>
+        <w:t>https://github.com/Nick0oo/ClasesBackend</w:t>
+      </w:r>
     </w:p>
     <w:p>
       <w:pPr>
